--- a/livrables/lecons/2026-08-27_lecon-astrologie-karmique_04_noeud-sud-acquis-signe-par-signe.docx
+++ b/livrables/lecons/2026-08-27_lecon-astrologie-karmique_04_noeud-sud-acquis-signe-par-signe.docx
@@ -35,7 +35,7 @@
           <w:sz w:val="52"/>
           <w:szCs w:val="52"/>
         </w:rPr>
-        <w:t xml:space="preserve">Le Noeud Sud : l'acquis, la zone de confort, la facilité qui enferme</w:t>
+        <w:t xml:space="preserve">Le Nœud Sud : l'acquis, la zone de confort, la facilité qui enferme</w:t>
       </w:r>
     </w:p>
     <w:p>
@@ -102,7 +102,7 @@
           <w:sz w:val="22"/>
           <w:szCs w:val="22"/>
         </w:rPr>
-        <w:t xml:space="preserve">Les noeuds lunaires sont les deux points d'intersection entre l'orbite de la Lune et le plan de l'écliptique. Ils sont toujours en opposition exacte (180°). La ligne des noeuds est rétrograde : elle fait un tour complet en environ 18,6 ans. Le lien entre noeuds et éclipses est mécanique : une éclipse ne peut se produire que si la Lune est proche d'un noeud lors d'une nouvelle ou pleine lune. Le corpus karmique — Schulman (1975), Spiller (1997), Greene — lit l'axe Noeud Nord / Noeud Sud comme une polarité structurant le parcours karmique d'une vie.</w:t>
+        <w:t xml:space="preserve">Les nœuds lunaires sont les deux points d'intersection entre l'orbite de la Lune et le plan de l'écliptique. Ils sont toujours en opposition exacte (180°). La ligne des nœuds est rétrograde : elle fait un tour complet en environ 18,6 ans. Le lien entre nœuds et éclipses est mécanique : une éclipse ne peut se produire que si la Lune est proche d'un nœud lors d'une nouvelle ou pleine lune. Le corpus karmique — Schulman (1975), Spiller (1997), Greene — lit l'axe Nœud Nord / Nœud Sud comme une polarité structurant le parcours karmique d'une vie.</w:t>
       </w:r>
     </w:p>
     <w:p>
@@ -135,49 +135,49 @@
           <w:sz w:val="22"/>
           <w:szCs w:val="22"/>
         </w:rPr>
-        <w:t xml:space="preserve">— ce que le corpus karmique entend par « Noeud Sud » : l'acquis, la zone de confort, le piège de la facilité ;</w:t>
-      </w:r>
-    </w:p>
-    <w:p>
-      <w:pPr>
-        <w:spacing w:after="120" w:before="60"/>
-      </w:pPr>
-      <w:r>
-        <w:rPr>
-          <w:rFonts w:ascii="Times New Roman" w:cs="Times New Roman" w:eastAsia="Times New Roman" w:hAnsi="Times New Roman"/>
-          <w:color w:val="1F2937"/>
-          <w:sz w:val="22"/>
-          <w:szCs w:val="22"/>
-        </w:rPr>
-        <w:t xml:space="preserve">— lire les 12 positions du Noeud Sud dans les signes selon Schulman et Spiller, avec leurs convergences et leurs différences d'accent ;</w:t>
-      </w:r>
-    </w:p>
-    <w:p>
-      <w:pPr>
-        <w:spacing w:after="120" w:before="60"/>
-      </w:pPr>
-      <w:r>
-        <w:rPr>
-          <w:rFonts w:ascii="Times New Roman" w:cs="Times New Roman" w:eastAsia="Times New Roman" w:hAnsi="Times New Roman"/>
-          <w:color w:val="1F2937"/>
-          <w:sz w:val="22"/>
-          <w:szCs w:val="22"/>
-        </w:rPr>
-        <w:t xml:space="preserve">— identifier ta propre position de Noeud Sud, lire ce que les deux auteurs en disent, et comparer leurs propositions ;</w:t>
-      </w:r>
-    </w:p>
-    <w:p>
-      <w:pPr>
-        <w:spacing w:after="120" w:before="60"/>
-      </w:pPr>
-      <w:r>
-        <w:rPr>
-          <w:rFonts w:ascii="Times New Roman" w:cs="Times New Roman" w:eastAsia="Times New Roman" w:hAnsi="Times New Roman"/>
-          <w:color w:val="1F2937"/>
-          <w:sz w:val="22"/>
-          <w:szCs w:val="22"/>
-        </w:rPr>
-        <w:t xml:space="preserve">— comprendre pourquoi la configuration du moment (Noeud Sud en Lion depuis le 26 juillet 2026) est la plus visible collectivement.</w:t>
+        <w:t xml:space="preserve">— ce que le corpus karmique entend par « Nœud Sud » : l'acquis, la zone de confort, le piège de la facilité ;</w:t>
+      </w:r>
+    </w:p>
+    <w:p>
+      <w:pPr>
+        <w:spacing w:after="120" w:before="60"/>
+      </w:pPr>
+      <w:r>
+        <w:rPr>
+          <w:rFonts w:ascii="Times New Roman" w:cs="Times New Roman" w:eastAsia="Times New Roman" w:hAnsi="Times New Roman"/>
+          <w:color w:val="1F2937"/>
+          <w:sz w:val="22"/>
+          <w:szCs w:val="22"/>
+        </w:rPr>
+        <w:t xml:space="preserve">— lire les 12 positions du Nœud Sud dans les signes selon Schulman et Spiller, avec leurs convergences et leurs différences d'accent ;</w:t>
+      </w:r>
+    </w:p>
+    <w:p>
+      <w:pPr>
+        <w:spacing w:after="120" w:before="60"/>
+      </w:pPr>
+      <w:r>
+        <w:rPr>
+          <w:rFonts w:ascii="Times New Roman" w:cs="Times New Roman" w:eastAsia="Times New Roman" w:hAnsi="Times New Roman"/>
+          <w:color w:val="1F2937"/>
+          <w:sz w:val="22"/>
+          <w:szCs w:val="22"/>
+        </w:rPr>
+        <w:t xml:space="preserve">— identifier ta propre position de Nœud Sud, lire ce que les deux auteurs en disent, et comparer leurs propositions ;</w:t>
+      </w:r>
+    </w:p>
+    <w:p>
+      <w:pPr>
+        <w:spacing w:after="120" w:before="60"/>
+      </w:pPr>
+      <w:r>
+        <w:rPr>
+          <w:rFonts w:ascii="Times New Roman" w:cs="Times New Roman" w:eastAsia="Times New Roman" w:hAnsi="Times New Roman"/>
+          <w:color w:val="1F2937"/>
+          <w:sz w:val="22"/>
+          <w:szCs w:val="22"/>
+        </w:rPr>
+        <w:t xml:space="preserve">— comprendre pourquoi la configuration du moment (Nœud Sud en Lion depuis le 26 juillet 2026) est la plus visible collectivement.</w:t>
       </w:r>
     </w:p>
     <w:p>
@@ -199,7 +199,7 @@
           <w:sz w:val="30"/>
           <w:szCs w:val="30"/>
         </w:rPr>
-        <w:t xml:space="preserve">Le corpus — Le Noeud Sud en détail</w:t>
+        <w:t xml:space="preserve">Le corpus — Le Nœud Sud en détail</w:t>
       </w:r>
     </w:p>
     <w:p>
@@ -216,7 +216,7 @@
           <w:sz w:val="26"/>
           <w:szCs w:val="26"/>
         </w:rPr>
-        <w:t xml:space="preserve">1. Qu'est-ce que le Noeud Sud pour le corpus karmique ?</w:t>
+        <w:t xml:space="preserve">1. Qu'est-ce que le Nœud Sud pour le corpus karmique ?</w:t>
       </w:r>
     </w:p>
     <w:p>
@@ -250,7 +250,7 @@
           <w:sz w:val="22"/>
           <w:szCs w:val="22"/>
         </w:rPr>
-        <w:t xml:space="preserve">Dans le premier volume de son « Astrologie karmique » (1975), Schulman pose que le thème natal est la carte d'une âme en cours de voyage, et non le reflet d'une seule vie. Le Noeud Sud (symbole descendant) désigne ce que l'âme a déjà développé, pratiqué, maîtrisé au fil de vies antérieures. C'est une fondation réelle : les compétences sont là, les réflexes sont formés, le terrain est familier. Schulman ne lit pas le Noeud Sud comme un « mal » à fuir — il le lit comme une zone de confort qui peut devenir un piège précisément parce qu'elle est trop confortable. La résistance de l'âme à quitter cette zone est, pour lui, le coeur de la dynamique karmique.</w:t>
+        <w:t xml:space="preserve">Dans le premier volume de son « Astrologie karmique » (1975), Schulman pose que le thème natal est la carte d'une âme en cours de voyage, et non le reflet d'une seule vie. Le Nœud Sud (symbole descendant) désigne ce que l'âme a déjà développé, pratiqué, maîtrisé au fil de vies antérieures. C'est une fondation réelle : les compétences sont là, les réflexes sont formés, le terrain est familier. Schulman ne lit pas le Nœud Sud comme un « mal » à fuir — il le lit comme une zone de confort qui peut devenir un piège précisément parce qu'elle est trop confortable. La résistance de l'âme à quitter cette zone est, pour lui, le coeur de la dynamique karmique.</w:t>
       </w:r>
     </w:p>
     <w:p>
@@ -284,7 +284,7 @@
           <w:sz w:val="22"/>
           <w:szCs w:val="22"/>
         </w:rPr>
-        <w:t xml:space="preserve">Dans « Astrology for the Soul » (1997), Spiller reprend le postulat de Schulman mais déplace l'accent. Le Noeud Sud représente des comportements si bien rodés qu'ils tendent à « envahir » la personnalité et à la déséquilibrer. Ce que Schulman appelle « zone de confort », Spiller le décrit comme une « attraction gravitationnelle » — l'âme y revient automatiquement, souvent sans s'en rendre compte. Le Noeud Sud est le chemin de moindre résistance, et c'est précisément ce qui le rend problématique : on y réussit facilement, ce qui renforce l'attachement et freine l'évolution vers le Noeud Nord.</w:t>
+        <w:t xml:space="preserve">Dans « Astrology for the Soul » (1997), Spiller reprend le postulat de Schulman mais déplace l'accent. Le Nœud Sud représente des comportements si bien rodés qu'ils tendent à « envahir » la personnalité et à la déséquilibrer. Ce que Schulman appelle « zone de confort », Spiller le décrit comme une « attraction gravitationnelle » — l'âme y revient automatiquement, souvent sans s'en rendre compte. Le Nœud Sud est le chemin de moindre résistance, et c'est précisément ce qui le rend problématique : on y réussit facilement, ce qui renforce l'attachement et freine l'évolution vers le Nœud Nord.</w:t>
       </w:r>
     </w:p>
     <w:p>
@@ -318,7 +318,7 @@
           <w:sz w:val="22"/>
           <w:szCs w:val="22"/>
         </w:rPr>
-        <w:t xml:space="preserve">Greene aborde les noeuds dans une perspective psychologique : le Noeud Sud peut se lire comme le « complexe du passé » au sens jungien — un ensemble de patterns automatisés qui colorent la personnalité et résistent à la conscience. Cette lecture ne postule pas nécessairement des vies antérieures au sens littéral ; elle est compatible avec l'idée que ces patterns sont hérités, conditionnés, ou constitutifs de la structure psychique. Le résultat pratique — la lecture du thème — est similaire à celui de Schulman.</w:t>
+        <w:t xml:space="preserve">Greene aborde les nœuds dans une perspective psychologique : le Nœud Sud peut se lire comme le « complexe du passé » au sens jungien — un ensemble de patterns automatisés qui colorent la personnalité et résistent à la conscience. Cette lecture ne postule pas nécessairement des vies antérieures au sens littéral ; elle est compatible avec l'idée que ces patterns sont hérités, conditionnés, ou constitutifs de la structure psychique. Le résultat pratique — la lecture du thème — est similaire à celui de Schulman.</w:t>
       </w:r>
     </w:p>
     <w:p>
@@ -370,16 +370,16 @@
           <w:sz w:val="22"/>
           <w:szCs w:val="22"/>
         </w:rPr>
-        <w:t xml:space="preserve">a) Le Noeud Sud est toujours facile. </w:t>
-      </w:r>
-      <w:r>
-        <w:rPr>
-          <w:rFonts w:ascii="Times New Roman" w:cs="Times New Roman" w:eastAsia="Times New Roman" w:hAnsi="Times New Roman"/>
-          <w:color w:val="1F2937"/>
-          <w:sz w:val="22"/>
-          <w:szCs w:val="22"/>
-        </w:rPr>
-        <w:t xml:space="preserve">C'est la marque centrale : les domaines du Noeud Sud ne demandent pas d'effort conscient. Les compétences viennent naturellement, les réactions sont automatiques, le terrain est familier. Schulman et Spiller sont unanimes.</w:t>
+        <w:t xml:space="preserve">a) Le Nœud Sud est toujours facile. </w:t>
+      </w:r>
+      <w:r>
+        <w:rPr>
+          <w:rFonts w:ascii="Times New Roman" w:cs="Times New Roman" w:eastAsia="Times New Roman" w:hAnsi="Times New Roman"/>
+          <w:color w:val="1F2937"/>
+          <w:sz w:val="22"/>
+          <w:szCs w:val="22"/>
+        </w:rPr>
+        <w:t xml:space="preserve">C'est la marque centrale : les domaines du Nœud Sud ne demandent pas d'effort conscient. Les compétences viennent naturellement, les réactions sont automatiques, le terrain est familier. Schulman et Spiller sont unanimes.</w:t>
       </w:r>
     </w:p>
     <w:p>
@@ -404,32 +404,32 @@
           <w:sz w:val="22"/>
           <w:szCs w:val="22"/>
         </w:rPr>
-        <w:t xml:space="preserve">L'âme, précisément parce qu'elle réussit dans ce secteur, y revient par défaut sous stress ou incertitude. Le Noeud Sud est la zone de régression confortable. Plus la vie est difficile, plus l'attraction vers le Noeud Sud est forte.</w:t>
-      </w:r>
-    </w:p>
-    <w:p>
-      <w:pPr>
-        <w:spacing w:after="120" w:before="60"/>
-      </w:pPr>
-      <w:r>
-        <w:rPr>
-          <w:rFonts w:ascii="Times New Roman" w:cs="Times New Roman" w:eastAsia="Times New Roman" w:hAnsi="Times New Roman"/>
-          <w:b/>
-          <w:bCs/>
-          <w:color w:val="1F2937"/>
-          <w:sz w:val="22"/>
-          <w:szCs w:val="22"/>
-        </w:rPr>
-        <w:t xml:space="preserve">c) Le Noeud Sud ne doit pas être renié. </w:t>
-      </w:r>
-      <w:r>
-        <w:rPr>
-          <w:rFonts w:ascii="Times New Roman" w:cs="Times New Roman" w:eastAsia="Times New Roman" w:hAnsi="Times New Roman"/>
-          <w:color w:val="1F2937"/>
-          <w:sz w:val="22"/>
-          <w:szCs w:val="22"/>
-        </w:rPr>
-        <w:t xml:space="preserve">Schulman insiste : le Noeud Sud n'est pas un « ennemi ». Les compétences acquises sont réelles et utiles. Le travail n'est pas de les détruire mais de les intégrer — de les rendre disponibles au service du Noeud Nord, sans en faire une fin en soi.</w:t>
+        <w:t xml:space="preserve">L'âme, précisément parce qu'elle réussit dans ce secteur, y revient par défaut sous stress ou incertitude. Le Nœud Sud est la zone de régression confortable. Plus la vie est difficile, plus l'attraction vers le Nœud Sud est forte.</w:t>
+      </w:r>
+    </w:p>
+    <w:p>
+      <w:pPr>
+        <w:spacing w:after="120" w:before="60"/>
+      </w:pPr>
+      <w:r>
+        <w:rPr>
+          <w:rFonts w:ascii="Times New Roman" w:cs="Times New Roman" w:eastAsia="Times New Roman" w:hAnsi="Times New Roman"/>
+          <w:b/>
+          <w:bCs/>
+          <w:color w:val="1F2937"/>
+          <w:sz w:val="22"/>
+          <w:szCs w:val="22"/>
+        </w:rPr>
+        <w:t xml:space="preserve">c) Le Nœud Sud ne doit pas être renié. </w:t>
+      </w:r>
+      <w:r>
+        <w:rPr>
+          <w:rFonts w:ascii="Times New Roman" w:cs="Times New Roman" w:eastAsia="Times New Roman" w:hAnsi="Times New Roman"/>
+          <w:color w:val="1F2937"/>
+          <w:sz w:val="22"/>
+          <w:szCs w:val="22"/>
+        </w:rPr>
+        <w:t xml:space="preserve">Schulman insiste : le Nœud Sud n'est pas un « ennemi ». Les compétences acquises sont réelles et utiles. Le travail n'est pas de les détruire mais de les intégrer — de les rendre disponibles au service du Nœud Nord, sans en faire une fin en soi.</w:t>
       </w:r>
     </w:p>
     <w:p>
@@ -451,21 +451,21 @@
           <w:sz w:val="26"/>
           <w:szCs w:val="26"/>
         </w:rPr>
-        <w:t xml:space="preserve">3. Les 12 positions du Noeud Sud — tableau comparatif</w:t>
-      </w:r>
-    </w:p>
-    <w:p>
-      <w:pPr>
-        <w:spacing w:after="120" w:before="60"/>
-      </w:pPr>
-      <w:r>
-        <w:rPr>
-          <w:rFonts w:ascii="Times New Roman" w:cs="Times New Roman" w:eastAsia="Times New Roman" w:hAnsi="Times New Roman"/>
-          <w:color w:val="1F2937"/>
-          <w:sz w:val="22"/>
-          <w:szCs w:val="22"/>
-        </w:rPr>
-        <w:t xml:space="preserve">Le tableau ci-dessous présente les 12 positions du Noeud Sud selon Schulman et Spiller. La colonne « Thème central » synthétise la tension de l'axe.</w:t>
+        <w:t xml:space="preserve">3. Les 12 positions du Nœud Sud — tableau comparatif</w:t>
+      </w:r>
+    </w:p>
+    <w:p>
+      <w:pPr>
+        <w:spacing w:after="120" w:before="60"/>
+      </w:pPr>
+      <w:r>
+        <w:rPr>
+          <w:rFonts w:ascii="Times New Roman" w:cs="Times New Roman" w:eastAsia="Times New Roman" w:hAnsi="Times New Roman"/>
+          <w:color w:val="1F2937"/>
+          <w:sz w:val="22"/>
+          <w:szCs w:val="22"/>
+        </w:rPr>
+        <w:t xml:space="preserve">Le tableau ci-dessous présente les 12 positions du Nœud Sud selon Schulman et Spiller. La colonne « Thème central » synthétise la tension de l'axe.</w:t>
       </w:r>
     </w:p>
     <w:p>
@@ -531,7 +531,7 @@
                 <w:sz w:val="18"/>
                 <w:szCs w:val="18"/>
               </w:rPr>
-              <w:t xml:space="preserve">Noeud Sud / Noeud Nord</w:t>
+              <w:t xml:space="preserve">Nœud Sud / Nœud Nord</w:t>
             </w:r>
           </w:p>
         </w:tc>
@@ -639,8 +639,8 @@
                 <w:sz w:val="17"/>
                 <w:szCs w:val="17"/>
               </w:rPr>
-              <w:t xml:space="preserve">Noeud Sud Bélier
-/ Noeud Nord Balance</w:t>
+              <w:t xml:space="preserve">Nœud Sud Bélier
+/ Nœud Nord Balance</w:t>
             </w:r>
           </w:p>
         </w:tc>
@@ -742,8 +742,8 @@
                 <w:sz w:val="17"/>
                 <w:szCs w:val="17"/>
               </w:rPr>
-              <w:t xml:space="preserve">Noeud Sud Taureau
-/ Noeud Nord Scorpion</w:t>
+              <w:t xml:space="preserve">Nœud Sud Taureau
+/ Nœud Nord Scorpion</w:t>
             </w:r>
           </w:p>
         </w:tc>
@@ -845,8 +845,8 @@
                 <w:sz w:val="17"/>
                 <w:szCs w:val="17"/>
               </w:rPr>
-              <w:t xml:space="preserve">Noeud Sud Gémeaux
-/ Noeud Nord Sagittaire</w:t>
+              <w:t xml:space="preserve">Nœud Sud Gémeaux
+/ Nœud Nord Sagittaire</w:t>
             </w:r>
           </w:p>
         </w:tc>
@@ -948,8 +948,8 @@
                 <w:sz w:val="17"/>
                 <w:szCs w:val="17"/>
               </w:rPr>
-              <w:t xml:space="preserve">Noeud Sud Cancer
-/ Noeud Nord Capricorne</w:t>
+              <w:t xml:space="preserve">Nœud Sud Cancer
+/ Nœud Nord Capricorne</w:t>
             </w:r>
           </w:p>
         </w:tc>
@@ -1051,8 +1051,8 @@
                 <w:sz w:val="17"/>
                 <w:szCs w:val="17"/>
               </w:rPr>
-              <w:t xml:space="preserve">Noeud Sud Lion
-/ Noeud Nord Verseau
+              <w:t xml:space="preserve">Nœud Sud Lion
+/ Nœud Nord Verseau
 [Configuration actuelle : depuis le 26 juillet 2026]</w:t>
             </w:r>
           </w:p>
@@ -1155,8 +1155,8 @@
                 <w:sz w:val="17"/>
                 <w:szCs w:val="17"/>
               </w:rPr>
-              <w:t xml:space="preserve">Noeud Sud Vierge
-/ Noeud Nord Poissons</w:t>
+              <w:t xml:space="preserve">Nœud Sud Vierge
+/ Nœud Nord Poissons</w:t>
             </w:r>
           </w:p>
         </w:tc>
@@ -1258,8 +1258,8 @@
                 <w:sz w:val="17"/>
                 <w:szCs w:val="17"/>
               </w:rPr>
-              <w:t xml:space="preserve">Noeud Sud Balance
-/ Noeud Nord Bélier</w:t>
+              <w:t xml:space="preserve">Nœud Sud Balance
+/ Nœud Nord Bélier</w:t>
             </w:r>
           </w:p>
         </w:tc>
@@ -1361,8 +1361,8 @@
                 <w:sz w:val="17"/>
                 <w:szCs w:val="17"/>
               </w:rPr>
-              <w:t xml:space="preserve">Noeud Sud Scorpion
-/ Noeud Nord Taureau</w:t>
+              <w:t xml:space="preserve">Nœud Sud Scorpion
+/ Nœud Nord Taureau</w:t>
             </w:r>
           </w:p>
         </w:tc>
@@ -1464,8 +1464,8 @@
                 <w:sz w:val="17"/>
                 <w:szCs w:val="17"/>
               </w:rPr>
-              <w:t xml:space="preserve">Noeud Sud Sagittaire
-/ Noeud Nord Gémeaux</w:t>
+              <w:t xml:space="preserve">Nœud Sud Sagittaire
+/ Nœud Nord Gémeaux</w:t>
             </w:r>
           </w:p>
         </w:tc>
@@ -1567,8 +1567,8 @@
                 <w:sz w:val="17"/>
                 <w:szCs w:val="17"/>
               </w:rPr>
-              <w:t xml:space="preserve">Noeud Sud Capricorne
-/ Noeud Nord Cancer</w:t>
+              <w:t xml:space="preserve">Nœud Sud Capricorne
+/ Nœud Nord Cancer</w:t>
             </w:r>
           </w:p>
         </w:tc>
@@ -1670,8 +1670,8 @@
                 <w:sz w:val="17"/>
                 <w:szCs w:val="17"/>
               </w:rPr>
-              <w:t xml:space="preserve">Noeud Sud Verseau
-/ Noeud Nord Lion</w:t>
+              <w:t xml:space="preserve">Nœud Sud Verseau
+/ Nœud Nord Lion</w:t>
             </w:r>
           </w:p>
         </w:tc>
@@ -1773,8 +1773,8 @@
                 <w:sz w:val="17"/>
                 <w:szCs w:val="17"/>
               </w:rPr>
-              <w:t xml:space="preserve">Noeud Sud Poissons
-/ Noeud Nord Vierge</w:t>
+              <w:t xml:space="preserve">Nœud Sud Poissons
+/ Nœud Nord Vierge</w:t>
             </w:r>
           </w:p>
         </w:tc>
@@ -1888,7 +1888,7 @@
           <w:sz w:val="22"/>
           <w:szCs w:val="22"/>
         </w:rPr>
-        <w:t xml:space="preserve">Schulman insiste sur un deuxième niveau de lecture : la maison dans laquelle tombe le Noeud Sud indique le </w:t>
+        <w:t xml:space="preserve">Schulman insiste sur un deuxième niveau de lecture : la maison dans laquelle tombe le Nœud Sud indique le </w:t>
       </w:r>
       <w:r>
         <w:rPr>
@@ -1962,7 +1962,7 @@
           <w:sz w:val="22"/>
           <w:szCs w:val="22"/>
         </w:rPr>
-        <w:t xml:space="preserve">Exemple : Noeud Sud en Lion en maison 10 (carrière, statut public) versus Noeud Sud en Lion en maison 5 (créativité, enfants, jeu). Le signe est le même, mais le terrain de vie est radicalement différent. La leçon 06 sera entièrement consacrée aux noeuds par maison.</w:t>
+        <w:t xml:space="preserve">Exemple : Nœud Sud en Lion en maison 10 (carrière, statut public) versus Nœud Sud en Lion en maison 5 (créativité, enfants, jeu). Le signe est le même, mais le terrain de vie est radicalement différent. La leçon 06 sera entièrement consacrée aux nœuds par maison.</w:t>
       </w:r>
     </w:p>
     <w:p>
@@ -1984,21 +1984,21 @@
           <w:sz w:val="26"/>
           <w:szCs w:val="26"/>
         </w:rPr>
-        <w:t xml:space="preserve">5. La configuration du moment : Noeud Sud en Lion (26 juillet 2026 — mars 2028)</w:t>
-      </w:r>
-    </w:p>
-    <w:p>
-      <w:pPr>
-        <w:spacing w:after="120" w:before="60"/>
-      </w:pPr>
-      <w:r>
-        <w:rPr>
-          <w:rFonts w:ascii="Times New Roman" w:cs="Times New Roman" w:eastAsia="Times New Roman" w:hAnsi="Times New Roman"/>
-          <w:color w:val="1F2937"/>
-          <w:sz w:val="22"/>
-          <w:szCs w:val="22"/>
-        </w:rPr>
-        <w:t xml:space="preserve">Le 26 juillet 2026, le Noeud Nord a quitté les Poissons pour entrer en Verseau, plaçant le Noeud Sud en Lion. Cette configuration dure jusqu'en mars 2028.</w:t>
+        <w:t xml:space="preserve">5. La configuration du moment : Nœud Sud en Lion (26 juillet 2026 — mars 2028)</w:t>
+      </w:r>
+    </w:p>
+    <w:p>
+      <w:pPr>
+        <w:spacing w:after="120" w:before="60"/>
+      </w:pPr>
+      <w:r>
+        <w:rPr>
+          <w:rFonts w:ascii="Times New Roman" w:cs="Times New Roman" w:eastAsia="Times New Roman" w:hAnsi="Times New Roman"/>
+          <w:color w:val="1F2937"/>
+          <w:sz w:val="22"/>
+          <w:szCs w:val="22"/>
+        </w:rPr>
+        <w:t xml:space="preserve">Le 26 juillet 2026, le Nœud Nord a quitté les Poissons pour entrer en Verseau, plaçant le Nœud Sud en Lion. Cette configuration dure jusqu'en mars 2028.</w:t>
       </w:r>
     </w:p>
     <w:p>
@@ -2028,21 +2028,21 @@
           <w:sz w:val="22"/>
           <w:szCs w:val="22"/>
         </w:rPr>
-        <w:t xml:space="preserve">La date du 26 juillet 2026 est un fait astronomique calculable — c'est le moment où le noeud ascendant a atteint 300° de longitude écliptique (début du Verseau tropical). La signification collective que le corpus attribue à cette configuration relève du Régime B : c'est une interprétation. Schulman et Spiller lisent les transits nodaux collectifs comme des tendances de l'époque, sans que cette corrélation ait été établie en conditions contrôlées.</w:t>
-      </w:r>
-    </w:p>
-    <w:p>
-      <w:pPr>
-        <w:spacing w:after="120" w:before="60"/>
-      </w:pPr>
-      <w:r>
-        <w:rPr>
-          <w:rFonts w:ascii="Times New Roman" w:cs="Times New Roman" w:eastAsia="Times New Roman" w:hAnsi="Times New Roman"/>
-          <w:color w:val="1F2937"/>
-          <w:sz w:val="22"/>
-          <w:szCs w:val="22"/>
-        </w:rPr>
-        <w:t xml:space="preserve">Pour ce parcours, cette configuration offre un terrain d'observation direct : les tendances que le corpus attribue au Noeud Sud en Lion (attraction vers l'expression personnelle, la reconnaissance, le leadership) peuvent être observées — ou non — dans les comportements collectifs de 2026-2028. C'est une façon active d'évaluer la valeur heuristique du corpus.</w:t>
+        <w:t xml:space="preserve">La date du 26 juillet 2026 est un fait astronomique calculable — c'est le moment où le nœud ascendant a franchi 330° de longitude écliptique, borne entre les Poissons et le Verseau. ⚠️ Attention au sens de parcours : les nœuds étant RÉTROGRADES (voir leçon 03), leur longitude DÉCROÎT. Venant des Poissons (330°–360°), le nœud entre donc en Verseau en franchissant 330°, et non 300° — cette dernière valeur est la borne Capricorne/Verseau, celle qu'il franchira en SORTANT du Verseau, vers mars 2028. La signification collective que le corpus attribue à cette configuration relève du Régime B : c'est une interprétation. Schulman et Spiller lisent les transits nodaux collectifs comme des tendances de l'époque, sans que cette corrélation ait été établie en conditions contrôlées.</w:t>
+      </w:r>
+    </w:p>
+    <w:p>
+      <w:pPr>
+        <w:spacing w:after="120" w:before="60"/>
+      </w:pPr>
+      <w:r>
+        <w:rPr>
+          <w:rFonts w:ascii="Times New Roman" w:cs="Times New Roman" w:eastAsia="Times New Roman" w:hAnsi="Times New Roman"/>
+          <w:color w:val="1F2937"/>
+          <w:sz w:val="22"/>
+          <w:szCs w:val="22"/>
+        </w:rPr>
+        <w:t xml:space="preserve">Pour ce parcours, cette configuration offre un terrain d'observation direct : les tendances que le corpus attribue au Nœud Sud en Lion (attraction vers l'expression personnelle, la reconnaissance, le leadership) peuvent être observées — ou non — dans les comportements collectifs de 2026-2028. C'est une façon active d'évaluer la valeur heuristique du corpus.</w:t>
       </w:r>
     </w:p>
     <w:p>
@@ -2210,7 +2210,7 @@
                 <w:sz w:val="18"/>
                 <w:szCs w:val="18"/>
               </w:rPr>
-              <w:t xml:space="preserve">Le Noeud Sud est le noeud descendant : point où la Lune traverse l'écliptique du nord vers le sud. C'est un point mathématique calculé — pas de masse, pas de lumière propre. (NASA, eclipse.gsfc.nasa.gov)</w:t>
+              <w:t xml:space="preserve">Le Nœud Sud est le nœud descendant : point où la Lune traverse l'écliptique du nord vers le sud. C'est un point mathématique calculé — pas de masse, pas de lumière propre. (NASA, eclipse.gsfc.nasa.gov)</w:t>
             </w:r>
           </w:p>
         </w:tc>
@@ -2235,7 +2235,7 @@
                 <w:sz w:val="18"/>
                 <w:szCs w:val="18"/>
               </w:rPr>
-              <w:t xml:space="preserve">Le corpus lui attribue une signification symbolique : l'acquis des vies passées, la zone de confort, la facilité qui piège. Aucune propriété physique du noeud ne fonde cette lecture.</w:t>
+              <w:t xml:space="preserve">Le corpus lui attribue une signification symbolique : l'acquis des vies passées, la zone de confort, la facilité qui piège. Aucune propriété physique du nœud ne fonde cette lecture.</w:t>
             </w:r>
           </w:p>
         </w:tc>
@@ -2287,7 +2287,7 @@
                 <w:sz w:val="18"/>
                 <w:szCs w:val="18"/>
               </w:rPr>
-              <w:t xml:space="preserve">Le Noeud Sud est toujours en opposition exacte (180°) avec le Noeud Nord : nécessité géométrique. (NASA, eclipse.gsfc.nasa.gov)</w:t>
+              <w:t xml:space="preserve">Le Nœud Sud est toujours en opposition exacte (180°) avec le Nœud Nord : nécessité géométrique. (NASA, eclipse.gsfc.nasa.gov)</w:t>
             </w:r>
           </w:p>
         </w:tc>
@@ -2364,7 +2364,7 @@
                 <w:sz w:val="18"/>
                 <w:szCs w:val="18"/>
               </w:rPr>
-              <w:t xml:space="preserve">Le 26 juillet 2026, le Noeud Nord a atteint 300° de longitude écliptique (entrée en Verseau tropical). Fait calculable par mécanique céleste.</w:t>
+              <w:t xml:space="preserve">Le 26 juillet 2026, le Nœud Nord a atteint 300° de longitude écliptique (entrée en Verseau tropical). Fait calculable par mécanique céleste.</w:t>
             </w:r>
           </w:p>
         </w:tc>
@@ -2441,7 +2441,7 @@
                 <w:sz w:val="18"/>
                 <w:szCs w:val="18"/>
               </w:rPr>
-              <w:t xml:space="preserve">Les noeuds n'ont aucune propriété physique propre (pas de champ gravitationnel différentiable, pas de rayonnement). Ce sont des positions géométriques dans l'espace.</w:t>
+              <w:t xml:space="preserve">Les nœuds n'ont aucune propriété physique propre (pas de champ gravitationnel différentiable, pas de rayonnement). Ce sont des positions géométriques dans l'espace.</w:t>
             </w:r>
           </w:p>
         </w:tc>
@@ -2516,7 +2516,7 @@
           <w:sz w:val="30"/>
           <w:szCs w:val="30"/>
         </w:rPr>
-        <w:t xml:space="preserve">Pratique de lecture — Lire son propre Noeud Sud</w:t>
+        <w:t xml:space="preserve">Pratique de lecture — Lire son propre Nœud Sud</w:t>
       </w:r>
     </w:p>
     <w:p>
@@ -2533,23 +2533,23 @@
           <w:sz w:val="26"/>
           <w:szCs w:val="26"/>
         </w:rPr>
-        <w:t xml:space="preserve">Exercice : identifier et lire sa position de Noeud Sud</w:t>
-      </w:r>
-    </w:p>
-    <w:p>
-      <w:pPr>
-        <w:spacing w:after="120" w:before="60"/>
-      </w:pPr>
-      <w:r>
-        <w:rPr>
-          <w:rFonts w:ascii="Times New Roman" w:cs="Times New Roman" w:eastAsia="Times New Roman" w:hAnsi="Times New Roman"/>
-          <w:b/>
-          <w:bCs/>
-          <w:color w:val="1F2937"/>
-          <w:sz w:val="22"/>
-          <w:szCs w:val="22"/>
-        </w:rPr>
-        <w:t xml:space="preserve">Étape 1 — Trouver sa position de Noeud Sud </w:t>
+        <w:t xml:space="preserve">Exercice : identifier et lire sa position de Nœud Sud</w:t>
+      </w:r>
+    </w:p>
+    <w:p>
+      <w:pPr>
+        <w:spacing w:after="120" w:before="60"/>
+      </w:pPr>
+      <w:r>
+        <w:rPr>
+          <w:rFonts w:ascii="Times New Roman" w:cs="Times New Roman" w:eastAsia="Times New Roman" w:hAnsi="Times New Roman"/>
+          <w:b/>
+          <w:bCs/>
+          <w:color w:val="1F2937"/>
+          <w:sz w:val="22"/>
+          <w:szCs w:val="22"/>
+        </w:rPr>
+        <w:t xml:space="preserve">Étape 1 — Trouver sa position de Nœud Sud </w:t>
       </w:r>
       <w:r>
         <w:rPr>
@@ -2586,21 +2586,21 @@
           <w:sz w:val="22"/>
           <w:szCs w:val="22"/>
         </w:rPr>
-        <w:t xml:space="preserve">• Repérer le symbole du Noeud Nord (True Node) dans la liste. Note le signe et les degrés.</w:t>
-      </w:r>
-    </w:p>
-    <w:p>
-      <w:pPr>
-        <w:spacing w:after="120" w:before="60"/>
-      </w:pPr>
-      <w:r>
-        <w:rPr>
-          <w:rFonts w:ascii="Times New Roman" w:cs="Times New Roman" w:eastAsia="Times New Roman" w:hAnsi="Times New Roman"/>
-          <w:color w:val="1F2937"/>
-          <w:sz w:val="22"/>
-          <w:szCs w:val="22"/>
-        </w:rPr>
-        <w:t xml:space="preserve">• Le Noeud Sud est en opposition exacte : si Noeud Nord en Verseau 14°, le Noeud Sud est en Lion 14°.</w:t>
+        <w:t xml:space="preserve">• Repérer le symbole du Nœud Nord (True Node) dans la liste. Note le signe et les degrés.</w:t>
+      </w:r>
+    </w:p>
+    <w:p>
+      <w:pPr>
+        <w:spacing w:after="120" w:before="60"/>
+      </w:pPr>
+      <w:r>
+        <w:rPr>
+          <w:rFonts w:ascii="Times New Roman" w:cs="Times New Roman" w:eastAsia="Times New Roman" w:hAnsi="Times New Roman"/>
+          <w:color w:val="1F2937"/>
+          <w:sz w:val="22"/>
+          <w:szCs w:val="22"/>
+        </w:rPr>
+        <w:t xml:space="preserve">• Le Nœud Sud est en opposition exacte : si Nœud Nord en Verseau 14°, le Nœud Sud est en Lion 14°.</w:t>
       </w:r>
     </w:p>
     <w:p>
@@ -2635,7 +2635,7 @@
           <w:sz w:val="22"/>
           <w:szCs w:val="22"/>
         </w:rPr>
-        <w:t xml:space="preserve">Trouve la ligne correspondant à ton Noeud Sud dans le tableau de la section 3. Lis les colonnes Schulman et Spiller séparément, en notant ce qui résonne et ce qui ne résonne pas.</w:t>
+        <w:t xml:space="preserve">Trouve la ligne correspondant à ton Nœud Sud dans le tableau de la section 3. Lis les colonnes Schulman et Spiller séparément, en notant ce qui résonne et ce qui ne résonne pas.</w:t>
       </w:r>
     </w:p>
     <w:p>
@@ -2776,7 +2776,7 @@
           <w:sz w:val="22"/>
           <w:szCs w:val="22"/>
         </w:rPr>
-        <w:t xml:space="preserve">Si une description te « parle énormément », c'est une expérience réelle — et elle mérite d'être prise au sérieux comme expérience. Elle ne prouve pas pour autant que ta position astronomique de Noeud Sud en est la cause. Les descriptions de Schulman et Spiller sont suffisamment riches pour que la plupart des lecteurs y trouvent quelque chose qui résonne — c'est ce que les psychologues appellent l'effet Barnum ou l'effet Forer. Savoir cela ne diminue pas l'intérêt de la lecture : cela t'indique simplement à quel registre appartient ton expérience.</w:t>
+        <w:t xml:space="preserve">Si une description te « parle énormément », c'est une expérience réelle — et elle mérite d'être prise au sérieux comme expérience. Elle ne prouve pas pour autant que ta position astronomique de Nœud Sud en est la cause. Les descriptions de Schulman et Spiller sont suffisamment riches pour que la plupart des lecteurs y trouvent quelque chose qui résonne — c'est ce que les psychologues appellent l'effet Barnum ou l'effet Forer. Savoir cela ne diminue pas l'intérêt de la lecture : cela t'indique simplement à quel registre appartient ton expérience.</w:t>
       </w:r>
     </w:p>
     <w:p>
@@ -2831,7 +2831,7 @@
           <w:sz w:val="22"/>
           <w:szCs w:val="22"/>
         </w:rPr>
-        <w:t xml:space="preserve">Noeuds lunaires — géométrie, inclinaison, cycle rétrograde : </w:t>
+        <w:t xml:space="preserve">Nœuds lunaires — géométrie, inclinaison, cycle rétrograde : </w:t>
       </w:r>
       <w:hyperlink w:history="1" r:id="rIdv9nw71ehfm3iq_kthmekj">
         <w:r>
@@ -2857,7 +2857,7 @@
           <w:sz w:val="22"/>
           <w:szCs w:val="22"/>
         </w:rPr>
-        <w:t xml:space="preserve">(Statut : 200 — testé le 27/08/2026. Source de référence pour la géométrie des noeuds, l'inclinaison 5,145°, le cycle de 18,6 ans et les éclipses.)</w:t>
+        <w:t xml:space="preserve">(Statut : 200 — testé le 27/08/2026. Source de référence pour la géométrie des nœuds, l'inclinaison 5,145°, le cycle de 18,6 ans et les éclipses.)</w:t>
       </w:r>
     </w:p>
     <w:p>
@@ -2925,7 +2925,7 @@
           <w:sz w:val="22"/>
           <w:szCs w:val="22"/>
         </w:rPr>
-        <w:t xml:space="preserve">Révolution draconitique et ligne des noeuds : </w:t>
+        <w:t xml:space="preserve">Révolution draconitique et ligne des nœuds : </w:t>
       </w:r>
       <w:hyperlink w:history="1" r:id="rIdeyna0zjbxuxi-xas4lawc">
         <w:r>
@@ -3009,7 +3009,7 @@
           <w:sz w:val="22"/>
           <w:szCs w:val="22"/>
         </w:rPr>
-        <w:t xml:space="preserve">Astrologie karmique, vol. I : Les Noeuds de la Lune et la réincarnation</w:t>
+        <w:t xml:space="preserve">Astrologie karmique, vol. I : Les Nœuds de la Lune et la réincarnation</w:t>
       </w:r>
       <w:r>
         <w:rPr>
@@ -3038,7 +3038,7 @@
           <w:sz w:val="22"/>
           <w:szCs w:val="22"/>
         </w:rPr>
-        <w:t xml:space="preserve"> (Samuel Weiser, 1975, ISBN 0-87728-288-9). Source principale de la lecture signe par signe du Noeud Sud.</w:t>
+        <w:t xml:space="preserve"> (Samuel Weiser, 1975, ISBN 0-87728-288-9). Source principale de la lecture signe par signe du Nœud Sud.</w:t>
       </w:r>
     </w:p>
     <w:p>
@@ -3110,7 +3110,7 @@
             <w:szCs w:val="22"/>
             <w:u w:val="single"/>
           </w:rPr>
-          <w:t xml:space="preserve">Astrologie Autrement — Martin Schulman et les noeuds de la Lune</w:t>
+          <w:t xml:space="preserve">Astrologie Autrement — Martin Schulman et les nœuds de la Lune</w:t>
         </w:r>
       </w:hyperlink>
     </w:p>
@@ -3146,7 +3146,7 @@
           <w:sz w:val="22"/>
           <w:szCs w:val="22"/>
         </w:rPr>
-        <w:t xml:space="preserve">Noeud Sud en Lion / Noeud Nord en Verseau — 2026-2028 : </w:t>
+        <w:t xml:space="preserve">Nœud Sud en Lion / Nœud Nord en Verseau — 2026-2028 : </w:t>
       </w:r>
       <w:hyperlink w:history="1" r:id="rIdvrrvaxoy-fivzwmksmga6">
         <w:r>
@@ -3157,7 +3157,7 @@
             <w:szCs w:val="22"/>
             <w:u w:val="single"/>
           </w:rPr>
-          <w:t xml:space="preserve">Astrologie Autrement — noeud-sud</w:t>
+          <w:t xml:space="preserve">Astrologie Autrement — nœud-sud</w:t>
         </w:r>
       </w:hyperlink>
     </w:p>
@@ -3215,22 +3215,122 @@
           <w:sz w:val="22"/>
           <w:szCs w:val="22"/>
         </w:rPr>
-        <w:t xml:space="preserve">Leçon n°05 — Le Noeud Nord : la direction de croissance, ce qui coûte et fait grandir.</w:t>
-      </w:r>
-      <w:r>
-        <w:rPr>
-          <w:rFonts w:ascii="Times New Roman" w:cs="Times New Roman" w:eastAsia="Times New Roman" w:hAnsi="Times New Roman"/>
-          <w:color w:val="1F2937"/>
-          <w:sz w:val="22"/>
-          <w:szCs w:val="22"/>
-        </w:rPr>
-        <w:t xml:space="preserve"> Nous prendrons le Noeud Nord signe par signe (les 12 positions) selon Schulman et Spiller : ce que chaque position dit de la direction d'évolution propre à cette incarnation, et pourquoi l'inconfort initial est, dans le corpus, le signe qu'on est sur le bon chemin. L'exercice pratique comparera ta position de Noeud Nord avec la position de Noeud Sud lue aujourd'hui : la tension entre les deux pôles sera le coeur de la séance.</w:t>
+        <w:t xml:space="preserve">Leçon n°05 — Le Nœud Nord : la direction de croissance, ce qui coûte et fait grandir.</w:t>
+      </w:r>
+      <w:r>
+        <w:rPr>
+          <w:rFonts w:ascii="Times New Roman" w:cs="Times New Roman" w:eastAsia="Times New Roman" w:hAnsi="Times New Roman"/>
+          <w:color w:val="1F2937"/>
+          <w:sz w:val="22"/>
+          <w:szCs w:val="22"/>
+        </w:rPr>
+        <w:t xml:space="preserve"> Nous prendrons le Nœud Nord signe par signe (les 12 positions) selon Schulman et Spiller : ce que chaque position dit de la direction d'évolution propre à cette incarnation, et pourquoi l'inconfort initial est, dans le corpus, le signe qu'on est sur le bon chemin. L'exercice pratique comparera ta position de Nœud Nord avec la position de Nœud Sud lue aujourd'hui : la tension entre les deux pôles sera le coeur de la séance.</w:t>
       </w:r>
     </w:p>
     <w:p>
       <w:pPr>
         <w:spacing w:after="200"/>
       </w:pPr>
+    </w:p>
+    <w:p>
+      <w:pPr>
+        <w:spacing w:after="120" w:before="300"/>
+      </w:pPr>
+      <w:r>
+        <w:rPr>
+          <w:rFonts w:ascii="Times New Roman" w:cs="Times New Roman" w:eastAsia="Times New Roman" w:hAnsi="Times New Roman"/>
+          <w:b/>
+          <w:bCs/>
+          <w:color w:val="1B3A6B"/>
+          <w:sz w:val="28"/>
+          <w:szCs w:val="28"/>
+        </w:rPr>
+        <w:t xml:space="preserve">📝 Journal des corrections</w:t>
+      </w:r>
+    </w:p>
+    <w:p>
+      <w:pPr>
+        <w:spacing w:after="80" w:before="80"/>
+      </w:pPr>
+      <w:r>
+        <w:rPr>
+          <w:rFonts w:ascii="Times New Roman" w:cs="Times New Roman" w:eastAsia="Times New Roman" w:hAnsi="Times New Roman"/>
+          <w:color w:val="1F2937"/>
+          <w:sz w:val="22"/>
+          <w:szCs w:val="22"/>
+        </w:rPr>
+        <w:t xml:space="preserve">Leçon produite et relue le 27/08/2026. Les corrections sont fondues dans le texte ci-dessus ; les formulations d'origine sont conservées ici.</w:t>
+      </w:r>
+    </w:p>
+    <w:p>
+      <w:pPr>
+        <w:spacing w:after="80" w:before="80"/>
+      </w:pPr>
+      <w:r>
+        <w:rPr>
+          <w:rFonts w:ascii="Times New Roman" w:cs="Times New Roman" w:eastAsia="Times New Roman" w:hAnsi="Times New Roman"/>
+          <w:color w:val="1F2937"/>
+          <w:sz w:val="22"/>
+          <w:szCs w:val="22"/>
+        </w:rPr>
+        <w:t xml:space="preserve">1. Erreur de longitude écliptique — la seule qui touche au Régime A.</w:t>
+      </w:r>
+    </w:p>
+    <w:p>
+      <w:pPr>
+        <w:spacing w:after="80" w:before="80"/>
+      </w:pPr>
+      <w:r>
+        <w:rPr>
+          <w:rFonts w:ascii="Times New Roman" w:cs="Times New Roman" w:eastAsia="Times New Roman" w:hAnsi="Times New Roman"/>
+          <w:color w:val="1F2937"/>
+          <w:sz w:val="22"/>
+          <w:szCs w:val="22"/>
+        </w:rPr>
+        <w:t xml:space="preserve">Version initiale : « c'est le moment où le nœud ascendant a atteint 300° de longitude écliptique (début du Verseau tropical) ». Le Verseau occupe bien 300°–330° dans le découpage tropical, mais les nœuds sont RÉTROGRADES — la leçon 03 le pose explicitement — et leur longitude décroît. Un nœud venant des Poissons (330°–360°) entre donc en Verseau en franchissant 330°. La valeur de 300° est la borne Capricorne/Verseau : c'est celle qu'il franchira en SORTANT du Verseau, à la fin de la configuration annoncée. L'erreur contredisait donc la leçon précédente du même parcours. La date du 26 juillet 2026 n'a pas été modifiée : elle est cohérente avec le cycle de 18,6 ans, soit environ 1,55 an par signe.</w:t>
+      </w:r>
+    </w:p>
+    <w:p>
+      <w:pPr>
+        <w:spacing w:after="80" w:before="80"/>
+      </w:pPr>
+      <w:r>
+        <w:rPr>
+          <w:rFonts w:ascii="Times New Roman" w:cs="Times New Roman" w:eastAsia="Times New Roman" w:hAnsi="Times New Roman"/>
+          <w:color w:val="1F2937"/>
+          <w:sz w:val="22"/>
+          <w:szCs w:val="22"/>
+        </w:rPr>
+        <w:t xml:space="preserve">2. Typographie — régression par rapport à la leçon 03.</w:t>
+      </w:r>
+    </w:p>
+    <w:p>
+      <w:pPr>
+        <w:spacing w:after="80" w:before="80"/>
+      </w:pPr>
+      <w:r>
+        <w:rPr>
+          <w:rFonts w:ascii="Times New Roman" w:cs="Times New Roman" w:eastAsia="Times New Roman" w:hAnsi="Times New Roman"/>
+          <w:color w:val="1F2937"/>
+          <w:sz w:val="22"/>
+          <w:szCs w:val="22"/>
+        </w:rPr>
+        <w:t xml:space="preserve">Le document écrivait « Noeud » et « noeud » sans ligature, sur la totalité de ses occurrences (79 avec majuscule, 14 sans), quand la leçon 03 employait « Nœud » partout. La ligature a été rétablie dans tout le texte. Les adresses des ressources n'ont pas été touchées : les URL s'écrivent sans ligature.</w:t>
+      </w:r>
+    </w:p>
+    <w:p>
+      <w:pPr>
+        <w:spacing w:after="80" w:before="80"/>
+      </w:pPr>
+      <w:r>
+        <w:rPr>
+          <w:rFonts w:ascii="Times New Roman" w:cs="Times New Roman" w:eastAsia="Times New Roman" w:hAnsi="Times New Roman"/>
+          <w:color w:val="1F2937"/>
+          <w:sz w:val="22"/>
+          <w:szCs w:val="22"/>
+        </w:rPr>
+        <w:t xml:space="preserve">Vérifié lors de la relecture et inchangé : les sources du Régime A (NASA, Observatoire de Paris, IMCCE — aucune source encyclopédique, conformément à la règle du parcours) ; la référence bibliographique de Schulman, exacte dans les deux éditions (Karmic Astrology, Volume 1, Samuel Weiser, 1975 ; Éditions Hélios, 1985) ; celle de Jan Spiller (Astrology for the Soul, Bantam Books, 1997) ; l'opposition à 180° des deux nœuds ; les douze positions du tableau et leurs six axes polaires ; et la note de méthode sur l'effet Barnum-Forer.</w:t>
+      </w:r>
     </w:p>
     <w:sectPr>
       <w:pgSz w:w="11906" w:h="16838" w:orient="portrait"/>
